--- a/week 3_progress_report.docx
+++ b/week 3_progress_report.docx
@@ -410,7 +410,6 @@
               </w:rPr>
               <w:t xml:space="preserve"> / </w:t>
             </w:r>
-            <w:proofErr w:type="gramStart"/>
             <w:r>
               <w:rPr>
                 <w:rFonts w:ascii="Arial" w:hAnsi="Arial" w:cs="Arial"/>
@@ -425,16 +424,15 @@
                 <w:b/>
                 <w:bCs/>
               </w:rPr>
-              <w:t xml:space="preserve"> /</w:t>
-            </w:r>
-            <w:proofErr w:type="gramEnd"/>
+              <w:t xml:space="preserve"> /  </w:t>
+            </w:r>
             <w:r>
               <w:rPr>
                 <w:rFonts w:ascii="Arial" w:hAnsi="Arial" w:cs="Arial"/>
                 <w:b/>
                 <w:bCs/>
               </w:rPr>
-              <w:t xml:space="preserve">  </w:t>
+              <w:t>26</w:t>
             </w:r>
             <w:r>
               <w:rPr>
@@ -442,7 +440,7 @@
                 <w:b/>
                 <w:bCs/>
               </w:rPr>
-              <w:t>26</w:t>
+              <w:t xml:space="preserve">  </w:t>
             </w:r>
             <w:r>
               <w:rPr>
@@ -450,7 +448,7 @@
                 <w:b/>
                 <w:bCs/>
               </w:rPr>
-              <w:t xml:space="preserve">  </w:t>
+              <w:t xml:space="preserve">   </w:t>
             </w:r>
             <w:r>
               <w:rPr>
@@ -458,7 +456,7 @@
                 <w:b/>
                 <w:bCs/>
               </w:rPr>
-              <w:t xml:space="preserve">   </w:t>
+              <w:t xml:space="preserve"> To       </w:t>
             </w:r>
             <w:r>
               <w:rPr>
@@ -466,7 +464,7 @@
                 <w:b/>
                 <w:bCs/>
               </w:rPr>
-              <w:t xml:space="preserve"> To       </w:t>
+              <w:t>12</w:t>
             </w:r>
             <w:r>
               <w:rPr>
@@ -474,7 +472,7 @@
                 <w:b/>
                 <w:bCs/>
               </w:rPr>
-              <w:t>12</w:t>
+              <w:t xml:space="preserve"> </w:t>
             </w:r>
             <w:r>
               <w:rPr>
@@ -482,7 +480,7 @@
                 <w:b/>
                 <w:bCs/>
               </w:rPr>
-              <w:t xml:space="preserve"> </w:t>
+              <w:t xml:space="preserve">  </w:t>
             </w:r>
             <w:r>
               <w:rPr>
@@ -490,7 +488,7 @@
                 <w:b/>
                 <w:bCs/>
               </w:rPr>
-              <w:t xml:space="preserve">  </w:t>
+              <w:t xml:space="preserve">/ </w:t>
             </w:r>
             <w:r>
               <w:rPr>
@@ -498,33 +496,15 @@
                 <w:b/>
                 <w:bCs/>
               </w:rPr>
-              <w:t xml:space="preserve">/ </w:t>
-            </w:r>
-            <w:proofErr w:type="gramStart"/>
+              <w:t>3</w:t>
+            </w:r>
             <w:r>
               <w:rPr>
                 <w:rFonts w:ascii="Arial" w:hAnsi="Arial" w:cs="Arial"/>
                 <w:b/>
                 <w:bCs/>
               </w:rPr>
-              <w:t>3</w:t>
-            </w:r>
-            <w:r>
-              <w:rPr>
-                <w:rFonts w:ascii="Arial" w:hAnsi="Arial" w:cs="Arial"/>
-                <w:b/>
-                <w:bCs/>
-              </w:rPr>
-              <w:t xml:space="preserve">  /</w:t>
-            </w:r>
-            <w:proofErr w:type="gramEnd"/>
-            <w:r>
-              <w:rPr>
-                <w:rFonts w:ascii="Arial" w:hAnsi="Arial" w:cs="Arial"/>
-                <w:b/>
-                <w:bCs/>
-              </w:rPr>
-              <w:t xml:space="preserve"> </w:t>
+              <w:t xml:space="preserve">  / </w:t>
             </w:r>
             <w:r>
               <w:rPr>
@@ -790,25 +770,7 @@
           <w:i/>
           <w:iCs/>
         </w:rPr>
-        <w:t xml:space="preserve">Breakdown of the time spent on the project for this reporting week (add more rows if needed). If you are part of a team, be specific to what you </w:t>
-      </w:r>
-      <w:proofErr w:type="gramStart"/>
-      <w:r>
-        <w:rPr>
-          <w:rFonts w:ascii="Arial" w:hAnsi="Arial" w:cs="Arial"/>
-          <w:i/>
-          <w:iCs/>
-        </w:rPr>
-        <w:t>actually did</w:t>
-      </w:r>
-      <w:proofErr w:type="gramEnd"/>
-      <w:r>
-        <w:rPr>
-          <w:rFonts w:ascii="Arial" w:hAnsi="Arial" w:cs="Arial"/>
-          <w:i/>
-          <w:iCs/>
-        </w:rPr>
-        <w:t>.</w:t>
+        <w:t>Breakdown of the time spent on the project for this reporting week (add more rows if needed). If you are part of a team, be specific to what you actually did.</w:t>
       </w:r>
     </w:p>
     <w:tbl>
@@ -1078,7 +1040,6 @@
               </w:rPr>
               <w:t xml:space="preserve">        </w:t>
             </w:r>
-            <w:proofErr w:type="gramStart"/>
             <w:r>
               <w:rPr>
                 <w:rFonts w:ascii="Arial" w:hAnsi="Arial" w:cs="Arial"/>
@@ -1089,14 +1050,7 @@
               <w:rPr>
                 <w:rFonts w:ascii="Arial" w:hAnsi="Arial" w:cs="Arial"/>
               </w:rPr>
-              <w:t xml:space="preserve">  (</w:t>
-            </w:r>
-            <w:proofErr w:type="gramEnd"/>
-            <w:r>
-              <w:rPr>
-                <w:rFonts w:ascii="Arial" w:hAnsi="Arial" w:cs="Arial"/>
-              </w:rPr>
-              <w:t>hours)</w:t>
+              <w:t xml:space="preserve">  (hours)</w:t>
             </w:r>
           </w:p>
         </w:tc>
@@ -1203,14 +1157,12 @@
         </w:rPr>
         <w:t xml:space="preserve">what tools we'll use to build </w:t>
       </w:r>
-      <w:proofErr w:type="spellStart"/>
       <w:r>
         <w:rPr>
           <w:rFonts w:ascii="Arial" w:hAnsi="Arial" w:cs="Arial"/>
         </w:rPr>
-        <w:t>SecureLite</w:t>
+        <w:t>CyberDefender</w:t>
       </w:r>
-      <w:proofErr w:type="spellEnd"/>
     </w:p>
     <w:p>
       <w:pPr>
@@ -1979,6 +1931,7 @@
   <w:style w:type="character" w:default="1" w:styleId="DefaultParagraphFont">
     <w:name w:val="Default Paragraph Font"/>
     <w:uiPriority w:val="1"/>
+    <w:semiHidden/>
     <w:unhideWhenUsed/>
   </w:style>
   <w:style w:type="table" w:default="1" w:styleId="TableNormal">
